--- a/src/Parchment.Tests/Docx/ExcelsiorTableTests.LinesPropertyRendersAsExcelsiorTable.verified.docx
+++ b/src/Parchment.Tests/Docx/ExcelsiorTableTests.LinesPropertyRendersAsExcelsiorTable.verified.docx
@@ -82,7 +82,7 @@
         <w:tc>
           <w:p>
             <w:r>
-              <w:t xml:space="preserve">¤4,500</w:t>
+              <w:t xml:space="preserve">$4,500</w:t>
             </w:r>
           </w:p>
         </w:tc>
@@ -105,7 +105,7 @@
         <w:tc>
           <w:p>
             <w:r>
-              <w:t xml:space="preserve">¤1,750</w:t>
+              <w:t xml:space="preserve">$1,750</w:t>
             </w:r>
           </w:p>
         </w:tc>
@@ -128,7 +128,7 @@
         <w:tc>
           <w:p>
             <w:r>
-              <w:t xml:space="preserve">¤950</w:t>
+              <w:t xml:space="preserve">$950</w:t>
             </w:r>
           </w:p>
         </w:tc>
